--- a/MahjongSensei_README_Milestone2.docx
+++ b/MahjongSensei_README_Milestone2.docx
@@ -6239,36 +6239,6 @@
           <w:b/>
           <w:bCs/>
         </w:rPr>
-        <w:t xml:space="preserve">Version control with feature branches and pull requests. </w:t>
-      </w:r>
-      <w:r>
-        <w:t>Work happens on dedicated feature branches (for example a branch for the Trainer backend and a separate branch for the Tutorial), and changes are merged through pull requests after review, rather than committing directly to the main branch.</w:t>
-      </w:r>
-    </w:p>
-    <w:p>
-      <w:pPr>
-        <w:spacing w:after="140"/>
-      </w:pPr>
-      <w:r>
-        <w:rPr>
-          <w:b/>
-          <w:bCs/>
-        </w:rPr>
-        <w:t xml:space="preserve">Issue tracking. </w:t>
-      </w:r>
-      <w:r>
-        <w:t>Tasks are captured as GitHub issues and assigned to one team member each, so responsibilities and progress are visible.</w:t>
-      </w:r>
-    </w:p>
-    <w:p>
-      <w:pPr>
-        <w:spacing w:after="140"/>
-      </w:pPr>
-      <w:r>
-        <w:rPr>
-          <w:b/>
-          <w:bCs/>
-        </w:rPr>
         <w:t xml:space="preserve">Parallel, conflict free task division. </w:t>
       </w:r>
       <w:r>
@@ -6321,6 +6291,144 @@
       </w:pPr>
       <w:r>
         <w:t>Backend, from the repository root:</w:t>
+      </w:r>
+    </w:p>
+    <w:p>
+      <w:pPr>
+        <w:shd w:val="clear" w:color="auto" w:fill="F2F2F0"/>
+        <w:spacing w:after="140"/>
+      </w:pPr>
+      <w:r>
+        <w:rPr>
+          <w:rFonts w:ascii="Consolas" w:eastAsia="Consolas" w:hAnsi="Consolas" w:cs="Consolas"/>
+          <w:sz w:val="20"/>
+          <w:szCs w:val="20"/>
+        </w:rPr>
+        <w:t xml:space="preserve">python3 -m </w:t>
+      </w:r>
+      <w:proofErr w:type="spellStart"/>
+      <w:r>
+        <w:rPr>
+          <w:rFonts w:ascii="Consolas" w:eastAsia="Consolas" w:hAnsi="Consolas" w:cs="Consolas"/>
+          <w:sz w:val="20"/>
+          <w:szCs w:val="20"/>
+        </w:rPr>
+        <w:t>venv</w:t>
+      </w:r>
+      <w:proofErr w:type="spellEnd"/>
+      <w:r>
+        <w:rPr>
+          <w:rFonts w:ascii="Consolas" w:eastAsia="Consolas" w:hAnsi="Consolas" w:cs="Consolas"/>
+          <w:sz w:val="20"/>
+          <w:szCs w:val="20"/>
+        </w:rPr>
+        <w:t xml:space="preserve"> </w:t>
+      </w:r>
+      <w:proofErr w:type="spellStart"/>
+      <w:r>
+        <w:rPr>
+          <w:rFonts w:ascii="Consolas" w:eastAsia="Consolas" w:hAnsi="Consolas" w:cs="Consolas"/>
+          <w:sz w:val="20"/>
+          <w:szCs w:val="20"/>
+        </w:rPr>
+        <w:t>venv</w:t>
+      </w:r>
+      <w:proofErr w:type="spellEnd"/>
+    </w:p>
+    <w:p>
+      <w:pPr>
+        <w:shd w:val="clear" w:color="auto" w:fill="F2F2F0"/>
+        <w:spacing w:after="140"/>
+      </w:pPr>
+      <w:r>
+        <w:rPr>
+          <w:rFonts w:ascii="Consolas" w:eastAsia="Consolas" w:hAnsi="Consolas" w:cs="Consolas"/>
+          <w:sz w:val="20"/>
+          <w:szCs w:val="20"/>
+        </w:rPr>
+        <w:t xml:space="preserve">source </w:t>
+      </w:r>
+      <w:proofErr w:type="spellStart"/>
+      <w:r>
+        <w:rPr>
+          <w:rFonts w:ascii="Consolas" w:eastAsia="Consolas" w:hAnsi="Consolas" w:cs="Consolas"/>
+          <w:sz w:val="20"/>
+          <w:szCs w:val="20"/>
+        </w:rPr>
+        <w:t>venv</w:t>
+      </w:r>
+      <w:proofErr w:type="spellEnd"/>
+      <w:r>
+        <w:rPr>
+          <w:rFonts w:ascii="Consolas" w:eastAsia="Consolas" w:hAnsi="Consolas" w:cs="Consolas"/>
+          <w:sz w:val="20"/>
+          <w:szCs w:val="20"/>
+        </w:rPr>
+        <w:t xml:space="preserve">/bin/activate  (Windows: </w:t>
+      </w:r>
+      <w:proofErr w:type="spellStart"/>
+      <w:r>
+        <w:rPr>
+          <w:rFonts w:ascii="Consolas" w:eastAsia="Consolas" w:hAnsi="Consolas" w:cs="Consolas"/>
+          <w:sz w:val="20"/>
+          <w:szCs w:val="20"/>
+        </w:rPr>
+        <w:t>venv</w:t>
+      </w:r>
+      <w:proofErr w:type="spellEnd"/>
+      <w:r>
+        <w:rPr>
+          <w:rFonts w:ascii="Consolas" w:eastAsia="Consolas" w:hAnsi="Consolas" w:cs="Consolas"/>
+          <w:sz w:val="20"/>
+          <w:szCs w:val="20"/>
+        </w:rPr>
+        <w:t>\Scripts\activate)</w:t>
+      </w:r>
+    </w:p>
+    <w:p>
+      <w:pPr>
+        <w:shd w:val="clear" w:color="auto" w:fill="F2F2F0"/>
+        <w:spacing w:after="140"/>
+      </w:pPr>
+      <w:r>
+        <w:rPr>
+          <w:rFonts w:ascii="Consolas" w:eastAsia="Consolas" w:hAnsi="Consolas" w:cs="Consolas"/>
+          <w:sz w:val="20"/>
+          <w:szCs w:val="20"/>
+        </w:rPr>
+        <w:t>pip install -r requirements.txt</w:t>
+      </w:r>
+    </w:p>
+    <w:p>
+      <w:pPr>
+        <w:shd w:val="clear" w:color="auto" w:fill="F2F2F0"/>
+        <w:spacing w:after="140"/>
+      </w:pPr>
+      <w:r>
+        <w:rPr>
+          <w:rFonts w:ascii="Consolas" w:eastAsia="Consolas" w:hAnsi="Consolas" w:cs="Consolas"/>
+          <w:sz w:val="20"/>
+          <w:szCs w:val="20"/>
+        </w:rPr>
+        <w:t xml:space="preserve">cd backend &amp;&amp; python manage.py migrate &amp;&amp; python manage.py </w:t>
+      </w:r>
+      <w:proofErr w:type="spellStart"/>
+      <w:r>
+        <w:rPr>
+          <w:rFonts w:ascii="Consolas" w:eastAsia="Consolas" w:hAnsi="Consolas" w:cs="Consolas"/>
+          <w:sz w:val="20"/>
+          <w:szCs w:val="20"/>
+        </w:rPr>
+        <w:t>runserver</w:t>
+      </w:r>
+      <w:proofErr w:type="spellEnd"/>
+    </w:p>
+    <w:p>
+      <w:pPr>
+        <w:spacing w:after="140"/>
+      </w:pPr>
+      <w:r>
+        <w:t>Frontend, in a second terminal:</w:t>
       </w:r>
     </w:p>
     <w:p>
@@ -6335,144 +6443,6 @@
           <w:szCs w:val="20"/>
         </w:rPr>
         <w:lastRenderedPageBreak/>
-        <w:t xml:space="preserve">python3 -m </w:t>
-      </w:r>
-      <w:proofErr w:type="spellStart"/>
-      <w:r>
-        <w:rPr>
-          <w:rFonts w:ascii="Consolas" w:eastAsia="Consolas" w:hAnsi="Consolas" w:cs="Consolas"/>
-          <w:sz w:val="20"/>
-          <w:szCs w:val="20"/>
-        </w:rPr>
-        <w:t>venv</w:t>
-      </w:r>
-      <w:proofErr w:type="spellEnd"/>
-      <w:r>
-        <w:rPr>
-          <w:rFonts w:ascii="Consolas" w:eastAsia="Consolas" w:hAnsi="Consolas" w:cs="Consolas"/>
-          <w:sz w:val="20"/>
-          <w:szCs w:val="20"/>
-        </w:rPr>
-        <w:t xml:space="preserve"> </w:t>
-      </w:r>
-      <w:proofErr w:type="spellStart"/>
-      <w:r>
-        <w:rPr>
-          <w:rFonts w:ascii="Consolas" w:eastAsia="Consolas" w:hAnsi="Consolas" w:cs="Consolas"/>
-          <w:sz w:val="20"/>
-          <w:szCs w:val="20"/>
-        </w:rPr>
-        <w:t>venv</w:t>
-      </w:r>
-      <w:proofErr w:type="spellEnd"/>
-    </w:p>
-    <w:p>
-      <w:pPr>
-        <w:shd w:val="clear" w:color="auto" w:fill="F2F2F0"/>
-        <w:spacing w:after="140"/>
-      </w:pPr>
-      <w:r>
-        <w:rPr>
-          <w:rFonts w:ascii="Consolas" w:eastAsia="Consolas" w:hAnsi="Consolas" w:cs="Consolas"/>
-          <w:sz w:val="20"/>
-          <w:szCs w:val="20"/>
-        </w:rPr>
-        <w:t xml:space="preserve">source </w:t>
-      </w:r>
-      <w:proofErr w:type="spellStart"/>
-      <w:r>
-        <w:rPr>
-          <w:rFonts w:ascii="Consolas" w:eastAsia="Consolas" w:hAnsi="Consolas" w:cs="Consolas"/>
-          <w:sz w:val="20"/>
-          <w:szCs w:val="20"/>
-        </w:rPr>
-        <w:t>venv</w:t>
-      </w:r>
-      <w:proofErr w:type="spellEnd"/>
-      <w:r>
-        <w:rPr>
-          <w:rFonts w:ascii="Consolas" w:eastAsia="Consolas" w:hAnsi="Consolas" w:cs="Consolas"/>
-          <w:sz w:val="20"/>
-          <w:szCs w:val="20"/>
-        </w:rPr>
-        <w:t xml:space="preserve">/bin/activate  (Windows: </w:t>
-      </w:r>
-      <w:proofErr w:type="spellStart"/>
-      <w:r>
-        <w:rPr>
-          <w:rFonts w:ascii="Consolas" w:eastAsia="Consolas" w:hAnsi="Consolas" w:cs="Consolas"/>
-          <w:sz w:val="20"/>
-          <w:szCs w:val="20"/>
-        </w:rPr>
-        <w:t>venv</w:t>
-      </w:r>
-      <w:proofErr w:type="spellEnd"/>
-      <w:r>
-        <w:rPr>
-          <w:rFonts w:ascii="Consolas" w:eastAsia="Consolas" w:hAnsi="Consolas" w:cs="Consolas"/>
-          <w:sz w:val="20"/>
-          <w:szCs w:val="20"/>
-        </w:rPr>
-        <w:t>\Scripts\activate)</w:t>
-      </w:r>
-    </w:p>
-    <w:p>
-      <w:pPr>
-        <w:shd w:val="clear" w:color="auto" w:fill="F2F2F0"/>
-        <w:spacing w:after="140"/>
-      </w:pPr>
-      <w:r>
-        <w:rPr>
-          <w:rFonts w:ascii="Consolas" w:eastAsia="Consolas" w:hAnsi="Consolas" w:cs="Consolas"/>
-          <w:sz w:val="20"/>
-          <w:szCs w:val="20"/>
-        </w:rPr>
-        <w:t>pip install -r requirements.txt</w:t>
-      </w:r>
-    </w:p>
-    <w:p>
-      <w:pPr>
-        <w:shd w:val="clear" w:color="auto" w:fill="F2F2F0"/>
-        <w:spacing w:after="140"/>
-      </w:pPr>
-      <w:r>
-        <w:rPr>
-          <w:rFonts w:ascii="Consolas" w:eastAsia="Consolas" w:hAnsi="Consolas" w:cs="Consolas"/>
-          <w:sz w:val="20"/>
-          <w:szCs w:val="20"/>
-        </w:rPr>
-        <w:t xml:space="preserve">cd backend &amp;&amp; python manage.py migrate &amp;&amp; python manage.py </w:t>
-      </w:r>
-      <w:proofErr w:type="spellStart"/>
-      <w:r>
-        <w:rPr>
-          <w:rFonts w:ascii="Consolas" w:eastAsia="Consolas" w:hAnsi="Consolas" w:cs="Consolas"/>
-          <w:sz w:val="20"/>
-          <w:szCs w:val="20"/>
-        </w:rPr>
-        <w:t>runserver</w:t>
-      </w:r>
-      <w:proofErr w:type="spellEnd"/>
-    </w:p>
-    <w:p>
-      <w:pPr>
-        <w:spacing w:after="140"/>
-      </w:pPr>
-      <w:r>
-        <w:t>Frontend, in a second terminal:</w:t>
-      </w:r>
-    </w:p>
-    <w:p>
-      <w:pPr>
-        <w:shd w:val="clear" w:color="auto" w:fill="F2F2F0"/>
-        <w:spacing w:after="140"/>
-      </w:pPr>
-      <w:r>
-        <w:rPr>
-          <w:rFonts w:ascii="Consolas" w:eastAsia="Consolas" w:hAnsi="Consolas" w:cs="Consolas"/>
-          <w:sz w:val="20"/>
-          <w:szCs w:val="20"/>
-        </w:rPr>
         <w:t xml:space="preserve">cd frontend &amp;&amp; </w:t>
       </w:r>
       <w:proofErr w:type="spellStart"/>
@@ -7463,7 +7433,6 @@
         <w:spacing w:after="60"/>
       </w:pPr>
       <w:r>
-        <w:lastRenderedPageBreak/>
         <w:t>A stronger valuation approach (for example win probability) and supporting tests.</w:t>
       </w:r>
     </w:p>

--- a/MahjongSensei_README_Milestone2.docx
+++ b/MahjongSensei_README_Milestone2.docx
@@ -4000,7 +4000,13 @@
       </w:r>
       <w:proofErr w:type="spellEnd"/>
       <w:r>
-        <w:t xml:space="preserve"> feature is unfinished. Current implementation is a basic proof of concept, while implementation of core game mechanics of claiming melds from discards, winning of discards, as well as game structure features like dealer and wind rotation, and AI behaviour for claiming melds of discards.</w:t>
+        <w:t xml:space="preserve"> feature is unfinished. Current implementation is a basic proof of concept, while implementation of core game mechanics of claiming melds from discards, winning o</w:t>
+      </w:r>
+      <w:r>
+        <w:t>f</w:t>
+      </w:r>
+      <w:r>
+        <w:t>f discards, as well as game structure features like dealer and wind rotation, and AI behaviour for claiming melds of discards.</w:t>
       </w:r>
     </w:p>
     <w:p>
